--- a/Dino_v0_0_1.docx
+++ b/Dino_v0_0_1.docx
@@ -168,7 +168,10 @@
               <w:pStyle w:val="Compact"/>
             </w:pPr>
             <w:r>
-              <w:t>MB81256-10</w:t>
+              <w:t>MCM60256AP</w:t>
+            </w:r>
+            <w:r>
+              <w:t>-10</w:t>
             </w:r>
           </w:p>
         </w:tc>
